--- a/03_Outputs/final scripts/es/Module 5/5.3.0-es.docx
+++ b/03_Outputs/final scripts/es/Module 5/5.3.0-es.docx
@@ -19,7 +19,7 @@
     </w:p>
     <w:p>
       <w:r>
-        <w:t xml:space="preserve">Pero los planes por sí solos no son suficientes. Las regulaciones proporcionan la certeza que necesitan los mercados. Los estándares para emisiones, edificios, electrodomésticos o cuotas de energía renovable aseguran un nivel mínimo de rendimiento, eliminan prácticas dañinas y guían dónde y cómo se construye la infraestructura. Cuando se diseñan bien, estas reglas equilibran los objetivos ambientales con la justicia social y la innovación.  </w:t>
+        <w:t xml:space="preserve">Pero los planes por sí solos no son suficientes. Las regulaciones proporcionan la certeza que necesitan los mercados. Los estándares para emisiones, edificios, electrodomésticos o cuotas de energía renovable aseguran un nivel mínimo de rendimiento, eliminan prácticas dañinas y guían dónde y cómo se construye la infraestructura. Cuando están bien diseñadas, estas reglas equilibran los objetivos ambientales con la justicia social y la innovación.  </w:t>
       </w:r>
     </w:p>
     <w:p>
